--- a/templates/VIVAN/KSA/agreement.docx
+++ b/templates/VIVAN/KSA/agreement.docx
@@ -5239,6 +5239,67 @@
                 <w:szCs w:val="20"/>
               </w:rPr>
             </w:pPr>
+            <w:r>
+              <w:rPr>
+                <w:bCs/>
+                <w:noProof/>
+                <w:sz w:val="20"/>
+                <w:szCs w:val="20"/>
+              </w:rPr>
+              <w:pict w14:anchorId="174E44D0">
+                <v:rect id="_x0000_s1028" style="position:absolute;margin-left:39.75pt;margin-top:44.9pt;width:93.3pt;height:49.6pt;z-index:251662336;mso-position-horizontal-relative:text;mso-position-vertical-relative:text" fillcolor="#4f81bd [3204]" stroked="f">
+                  <v:textbox>
+                    <w:txbxContent>
+                      <w:p>
+                        <w:pPr>
+                          <w:rPr>
+                            <w:lang w:val="en-IN"/>
+                          </w:rPr>
+                        </w:pPr>
+                        <w:r>
+                          <w:rPr>
+                            <w:lang w:val="en-IN"/>
+                          </w:rPr>
+                          <w:t>{{SPONSOR_SIGNATURE}}</w:t>
+                        </w:r>
+                      </w:p>
+                      <w:p/>
+                    </w:txbxContent>
+                  </v:textbox>
+                </v:rect>
+              </w:pict>
+            </w:r>
+            <w:r>
+              <w:rPr>
+                <w:bCs/>
+                <w:noProof/>
+                <w:sz w:val="20"/>
+                <w:szCs w:val="20"/>
+              </w:rPr>
+              <w:pict w14:anchorId="66949239">
+                <v:rect id="_x0000_s1026" style="position:absolute;margin-left:16.75pt;margin-top:21.3pt;width:141.35pt;height:88.55pt;z-index:251660288;mso-position-horizontal-relative:text;mso-position-vertical-relative:text">
+                  <v:textbox>
+                    <w:txbxContent>
+                      <w:p>
+                        <w:pPr>
+                          <w:rPr>
+                            <w:lang w:val="en-IN"/>
+                          </w:rPr>
+                        </w:pPr>
+                        <w:proofErr w:type="spellStart"/>
+                        <w:r>
+                          <w:rPr>
+                            <w:lang w:val="en-IN"/>
+                          </w:rPr>
+                          <w:t>BoarderBoX</w:t>
+                        </w:r>
+                        <w:proofErr w:type="spellEnd"/>
+                      </w:p>
+                    </w:txbxContent>
+                  </v:textbox>
+                </v:rect>
+              </w:pict>
+            </w:r>
           </w:p>
         </w:tc>
         <w:tc>
@@ -5254,6 +5315,58 @@
                 <w:szCs w:val="20"/>
               </w:rPr>
             </w:pPr>
+            <w:r>
+              <w:rPr>
+                <w:bCs/>
+                <w:noProof/>
+                <w:sz w:val="20"/>
+                <w:szCs w:val="20"/>
+              </w:rPr>
+              <w:pict w14:anchorId="66949239">
+                <v:rect id="_x0000_s1027" style="position:absolute;margin-left:18.65pt;margin-top:21.3pt;width:141.35pt;height:88.55pt;z-index:251661312;mso-position-horizontal-relative:text;mso-position-vertical-relative:text">
+                  <v:textbox>
+                    <w:txbxContent>
+                      <w:p>
+                        <w:pPr>
+                          <w:rPr>
+                            <w:lang w:val="en-IN"/>
+                          </w:rPr>
+                        </w:pPr>
+                        <w:proofErr w:type="spellStart"/>
+                        <w:r>
+                          <w:rPr>
+                            <w:lang w:val="en-IN"/>
+                          </w:rPr>
+                          <w:t>BoarderBoX</w:t>
+                        </w:r>
+                        <w:proofErr w:type="spellEnd"/>
+                      </w:p>
+                    </w:txbxContent>
+                  </v:textbox>
+                </v:rect>
+              </w:pict>
+            </w:r>
+            <w:r>
+              <w:rPr>
+                <w:bCs/>
+                <w:noProof/>
+                <w:sz w:val="20"/>
+                <w:szCs w:val="20"/>
+              </w:rPr>
+              <w:pict w14:anchorId="174E44D0">
+                <v:rect id="_x0000_s1029" style="position:absolute;margin-left:43.9pt;margin-top:36pt;width:93.3pt;height:49.6pt;rotation:-151567fd;z-index:251663360;mso-position-horizontal-relative:text;mso-position-vertical-relative:text" fillcolor="#4f81bd [3204]" stroked="f">
+                  <v:textbox>
+                    <w:txbxContent>
+                      <w:p>
+                        <w:r>
+                          <w:t>{{EMPLOYEE_SIGNATURE}}</w:t>
+                        </w:r>
+                      </w:p>
+                    </w:txbxContent>
+                  </v:textbox>
+                </v:rect>
+              </w:pict>
+            </w:r>
           </w:p>
         </w:tc>
         <w:tc>
